--- a/fil rouge dev2 (Infra)/Documentation/politique de sécurité.docx
+++ b/fil rouge dev2 (Infra)/Documentation/politique de sécurité.docx
@@ -192,18 +192,27 @@
           <w:ilvl w:val="0"/>
           <w:numId w:val="6"/>
         </w:numPr>
-        <w:jc w:val="both"/>
-      </w:pPr>
-      <w:r>
-        <w:t xml:space="preserve">Mise en place d’un VPN </w:t>
-      </w:r>
-      <w:proofErr w:type="spellStart"/>
-      <w:r>
-        <w:t>IPSec</w:t>
-      </w:r>
-      <w:proofErr w:type="spellEnd"/>
-      <w:r>
-        <w:t xml:space="preserve"> site à site entre le siège et les agences </w:t>
+      </w:pPr>
+      <w:r>
+        <w:t>Mise en place d'un VPN sécurisé</w:t>
+      </w:r>
+      <w:r>
+        <w:t xml:space="preserve"> </w:t>
+      </w:r>
+      <w:r>
+        <w:t xml:space="preserve">à l'aide de </w:t>
+      </w:r>
+      <w:r>
+        <w:t>Wire Guard</w:t>
+      </w:r>
+      <w:r>
+        <w:t xml:space="preserve"> pour simuler</w:t>
+      </w:r>
+      <w:r>
+        <w:t xml:space="preserve"> </w:t>
+      </w:r>
+      <w:r>
+        <w:t>une connexion site à site.</w:t>
       </w:r>
     </w:p>
     <w:p>
@@ -526,6 +535,7 @@
         <w:jc w:val="both"/>
       </w:pPr>
       <w:r>
+        <w:lastRenderedPageBreak/>
         <w:t>Mise à jour automatique des systèmes</w:t>
       </w:r>
     </w:p>
@@ -539,7 +549,6 @@
           <w:szCs w:val="32"/>
           <w:u w:val="single"/>
         </w:rPr>
-        <w:lastRenderedPageBreak/>
         <w:t xml:space="preserve">Etape </w:t>
       </w:r>
       <w:r>
@@ -2832,7 +2841,6 @@
   <w:style w:type="character" w:default="1" w:styleId="Policepardfaut">
     <w:name w:val="Default Paragraph Font"/>
     <w:uiPriority w:val="1"/>
-    <w:semiHidden/>
     <w:unhideWhenUsed/>
   </w:style>
   <w:style w:type="table" w:default="1" w:styleId="TableauNormal">
